--- a/Document/LỜI CAM ĐOAN.docx
+++ b/Document/LỜI CAM ĐOAN.docx
@@ -55,7 +55,19 @@
         <w:rPr>
           <w:iCs/>
         </w:rPr>
-        <w:t>Những nội dung trong luận văn này là do tôi thực hiện dưới sự hướng dẫn trực tiếp của thầy Nguyễn Minh Nhật.</w:t>
+        <w:t xml:space="preserve">Những nội dung trong luận văn này là do tôi thực hiện dưới sự hướng dẫn trực tiếp của thầy </w:t>
+      </w:r>
+      <w:r>
+        <w:rPr>
+          <w:iCs/>
+        </w:rPr>
+        <w:t>Phan Long</w:t>
+      </w:r>
+      <w:r>
+        <w:rPr>
+          <w:iCs/>
+        </w:rPr>
+        <w:t>.</w:t>
       </w:r>
     </w:p>
     <w:p>
@@ -882,6 +894,7 @@
     <w:lsdException w:name="HTML Sample" w:semiHidden="1" w:unhideWhenUsed="1"/>
     <w:lsdException w:name="HTML Typewriter" w:semiHidden="1" w:unhideWhenUsed="1"/>
     <w:lsdException w:name="HTML Variable" w:semiHidden="1" w:unhideWhenUsed="1"/>
+    <w:lsdException w:name="Normal Table" w:semiHidden="1" w:unhideWhenUsed="1"/>
     <w:lsdException w:name="annotation subject" w:semiHidden="1" w:unhideWhenUsed="1"/>
     <w:lsdException w:name="No List" w:semiHidden="1" w:unhideWhenUsed="1"/>
     <w:lsdException w:name="Outline List 1" w:semiHidden="1" w:unhideWhenUsed="1"/>
@@ -924,8 +937,11 @@
     <w:lsdException w:name="Table Contemporary" w:semiHidden="1" w:unhideWhenUsed="1"/>
     <w:lsdException w:name="Table Elegant" w:semiHidden="1" w:unhideWhenUsed="1"/>
     <w:lsdException w:name="Table Professional" w:semiHidden="1" w:unhideWhenUsed="1"/>
+    <w:lsdException w:name="Table Subtle 1" w:semiHidden="1" w:unhideWhenUsed="1"/>
     <w:lsdException w:name="Table Subtle 2" w:semiHidden="1" w:unhideWhenUsed="1"/>
     <w:lsdException w:name="Table Web 1" w:semiHidden="1" w:unhideWhenUsed="1"/>
+    <w:lsdException w:name="Table Web 2" w:semiHidden="1" w:unhideWhenUsed="1"/>
+    <w:lsdException w:name="Table Web 3" w:semiHidden="1" w:unhideWhenUsed="1"/>
     <w:lsdException w:name="Balloon Text" w:semiHidden="1" w:unhideWhenUsed="1"/>
     <w:lsdException w:name="Table Grid" w:uiPriority="39"/>
     <w:lsdException w:name="Table Theme" w:semiHidden="1" w:unhideWhenUsed="1"/>
